--- a/docs/technical/TRD_Personal_Brand_Platform_COMMERCE_READY.docx
+++ b/docs/technical/TRD_Personal_Brand_Platform_COMMERCE_READY.docx
@@ -25,7 +25,7 @@
           <w:color w:val="222222"/>
           <w:sz w:val="26"/>
         </w:rPr>
-        <w:t>Technical Requirements Document untuk Elixir + Supabase + Themeable Frontend</w:t>
+        <w:t>Technical Requirements Document untuk Elixir + PostgreSQL + Themeable Frontend</w:t>
       </w:r>
     </w:p>
     <w:p/>
@@ -245,7 +245,7 @@
         <w:rPr>
           <w:sz w:val="21"/>
         </w:rPr>
-        <w:t>Sistem dibangun sebagai aplikasi Phoenix/Elixir dengan Phoenix LiveView untuk public website dan admin dashboard. Supabase digunakan sebagai hosted Postgres dan storage. Theme system dibuat di layer presentation, sehingga data yang sama bisa dirender oleh banyak theme.</w:t>
+        <w:t>Sistem dibangun sebagai aplikasi Phoenix/Elixir dengan Phoenix LiveView untuk public website dan admin dashboard. PostgreSQL digunakan sebagai database utama dan media storage dikelola aplikasi. Theme system dibuat di layer presentation, sehingga data yang sama bisa dirender oleh banyak theme.</w:t>
       </w:r>
     </w:p>
     <w:p>
@@ -366,7 +366,7 @@
         <w:rPr>
           <w:sz w:val="21"/>
         </w:rPr>
-        <w:t>Supabase</w:t>
+        <w:t>PostgreSQL</w:t>
       </w:r>
     </w:p>
     <w:p>
@@ -1023,7 +1023,7 @@
         <w:rPr>
           <w:sz w:val="21"/>
         </w:rPr>
-        <w:t>Supabase</w:t>
+        <w:t>PostgreSQL</w:t>
       </w:r>
     </w:p>
     <w:p>
@@ -1045,7 +1045,7 @@
         <w:rPr>
           <w:sz w:val="21"/>
         </w:rPr>
-        <w:t xml:space="preserve">  Storage bucket for images/files</w:t>
+        <w:t xml:space="preserve">  App-owned media storage for images/files</w:t>
       </w:r>
     </w:p>
     <w:p>
@@ -1081,7 +1081,7 @@
         <w:rPr>
           <w:sz w:val="21"/>
         </w:rPr>
-        <w:t>Supabase Postgres diakses lewat Ecto.</w:t>
+        <w:t>PostgreSQL diakses lewat Ecto.</w:t>
       </w:r>
     </w:p>
     <w:p>
@@ -1093,7 +1093,7 @@
         <w:rPr>
           <w:sz w:val="21"/>
         </w:rPr>
-        <w:t>Supabase Storage dipakai untuk media upload.</w:t>
+        <w:t>local disk storage dipakai untuk media upload.</w:t>
       </w:r>
     </w:p>
     <w:p>
@@ -3598,7 +3598,7 @@
                 <w:color w:val="222222"/>
                 <w:sz w:val="18"/>
               </w:rPr>
-              <w:t>Admin upload file -&gt; Phoenix upload handler -&gt; Supabase Storage -&gt; save media URL/metadata.</w:t>
+              <w:t>Admin upload file -&gt; Phoenix upload handler -&gt; local disk storage -&gt; save media URL/metadata.</w:t>
             </w:r>
           </w:p>
         </w:tc>
@@ -4285,7 +4285,7 @@
                 <w:color w:val="222222"/>
                 <w:sz w:val="18"/>
               </w:rPr>
-              <w:t>Supabase Postgres.</w:t>
+              <w:t>PostgreSQL.</w:t>
             </w:r>
           </w:p>
         </w:tc>
@@ -4329,7 +4329,7 @@
                 <w:color w:val="222222"/>
                 <w:sz w:val="18"/>
               </w:rPr>
-              <w:t>Supabase Storage.</w:t>
+              <w:t>local disk storage.</w:t>
             </w:r>
           </w:p>
         </w:tc>
@@ -4461,7 +4461,7 @@
                 <w:color w:val="222222"/>
                 <w:sz w:val="18"/>
               </w:rPr>
-              <w:t>Supabase backup/export policy.</w:t>
+              <w:t>PostgreSQL backup/export policy.</w:t>
             </w:r>
           </w:p>
         </w:tc>
@@ -4500,7 +4500,7 @@
         <w:rPr>
           <w:sz w:val="21"/>
         </w:rPr>
-        <w:t>Setup Supabase Postgres connection via Ecto.</w:t>
+        <w:t>Setup PostgreSQL connection via Ecto.</w:t>
       </w:r>
     </w:p>
     <w:p>
@@ -4584,7 +4584,7 @@
         <w:rPr>
           <w:sz w:val="21"/>
         </w:rPr>
-        <w:t>Tambahkan upload media ke Supabase Storage.</w:t>
+        <w:t>Tambahkan upload media ke local disk storage.</w:t>
       </w:r>
     </w:p>
     <w:p>
@@ -4776,7 +4776,7 @@
                 <w:color w:val="222222"/>
                 <w:sz w:val="18"/>
               </w:rPr>
-              <w:t>Use Supabase as Postgres + Storage only</w:t>
+              <w:t>Use PostgreSQL directly, with local disk media storage for MVP</w:t>
             </w:r>
           </w:p>
         </w:tc>
@@ -4797,7 +4797,7 @@
                 <w:color w:val="222222"/>
                 <w:sz w:val="18"/>
               </w:rPr>
-              <w:t>Elixir tetap jadi pusat logic, Supabase sebagai infrastructure.</w:t>
+              <w:t>Elixir tetap jadi pusat logic, PostgreSQL sebagai infrastructure.</w:t>
             </w:r>
           </w:p>
         </w:tc>
@@ -5244,7 +5244,7 @@
               <w:rPr>
                 <w:b w:val="0"/>
               </w:rPr>
-              <w:t>Metadata file/gambar di Supabase Storage.</w:t>
+              <w:t>Metadata file/gambar di local disk storage.</w:t>
             </w:r>
           </w:p>
         </w:tc>
@@ -7169,7 +7169,7 @@
           <w:rFonts w:ascii="Courier New" w:hAnsi="Courier New" w:eastAsia="Courier New"/>
           <w:sz w:val="18"/>
         </w:rPr>
-        <w:t>If valid: persist to Supabase Postgres</w:t>
+        <w:t>If valid: persist to PostgreSQL</w:t>
         <w:br/>
       </w:r>
       <w:r>
@@ -7185,7 +7185,7 @@
           <w:rFonts w:ascii="Courier New" w:hAnsi="Courier New" w:eastAsia="Courier New"/>
           <w:sz w:val="18"/>
         </w:rPr>
-        <w:t>If media uploaded: store file in Supabase Storage and save metadata in media table</w:t>
+        <w:t>If media uploaded: store file in local disk storage and save metadata in media table</w:t>
         <w:br/>
       </w:r>
       <w:r>

--- a/docs/technical/TRD_Personal_Brand_Platform_COMMERCE_READY.docx
+++ b/docs/technical/TRD_Personal_Brand_Platform_COMMERCE_READY.docx
@@ -1,6 +1,6 @@
 
 <file path=word/document.xml><?xml version="1.0" encoding="utf-8"?>
-<w:document xmlns:wpc="http://schemas.microsoft.com/office/word/2010/wordprocessingCanvas" xmlns:mo="http://schemas.microsoft.com/office/mac/office/2008/main" xmlns:mc="http://schemas.openxmlformats.org/markup-compatibility/2006" xmlns:mv="urn:schemas-microsoft-com:mac:vml" xmlns:o="urn:schemas-microsoft-com:office:office" xmlns:r="http://schemas.openxmlformats.org/officeDocument/2006/relationships" xmlns:m="http://schemas.openxmlformats.org/officeDocument/2006/math" xmlns:v="urn:schemas-microsoft-com:vml" xmlns:wp14="http://schemas.microsoft.com/office/word/2010/wordprocessingDrawing" xmlns:wp="http://schemas.openxmlformats.org/drawingml/2006/wordprocessingDrawing" xmlns:w10="urn:schemas-microsoft-com:office:word" xmlns:w="http://schemas.openxmlformats.org/wordprocessingml/2006/main" xmlns:w14="http://schemas.microsoft.com/office/word/2010/wordml" xmlns:wpg="http://schemas.microsoft.com/office/word/2010/wordprocessingGroup" xmlns:wpi="http://schemas.microsoft.com/office/word/2010/wordprocessingInk" xmlns:wne="http://schemas.microsoft.com/office/word/2006/wordml" xmlns:wps="http://schemas.microsoft.com/office/word/2010/wordprocessingShape" mc:Ignorable="w14 wp14">
+<w:document xmlns:ns1="http://schemas.openxmlformats.org/markup-compatibility/2006" xmlns:ns2="http://schemas.openxmlformats.org/officeDocument/2006/relationships" xmlns:w="http://schemas.openxmlformats.org/wordprocessingml/2006/main" ns1:Ignorable="w14 wp14">
   <w:body>
     <w:p>
       <w:pPr>
@@ -10799,8 +10799,523 @@
       </w:tr>
     </w:tbl>
     <w:p/>
+    <w:p>
+      <w:r>
+        <w:rPr>
+          <w:sz w:val="21"/>
+        </w:rPr>
+        <w:t/>
+      </w:r>
+    </w:p>
+    <w:p>
+      <w:pPr>
+        <w:pStyle w:val="Heading1"/>
+      </w:pPr>
+      <w:r>
+        <w:rPr>
+          <w:sz w:val="21"/>
+        </w:rPr>
+        <w:t>Project Portfolio Technical Addendum</w:t>
+      </w:r>
+    </w:p>
+    <w:p>
+      <w:r>
+        <w:rPr>
+          <w:sz w:val="21"/>
+        </w:rPr>
+        <w:t>Addendum ini menetapkan requirement teknis untuk memperbaiki Projects sebagai recruiter-facing portfolio di /work dan /work/:slug, serta admin create/edit di /admin/projects.</w:t>
+      </w:r>
+    </w:p>
+    <w:p>
+      <w:pPr>
+        <w:pStyle w:val="Heading2"/>
+      </w:pPr>
+      <w:r>
+        <w:rPr>
+          <w:sz w:val="21"/>
+        </w:rPr>
+        <w:t>Routes</w:t>
+      </w:r>
+    </w:p>
+    <w:p>
+      <w:pPr>
+        <w:pStyle w:val="ListBullet"/>
+      </w:pPr>
+      <w:r>
+        <w:rPr>
+          <w:sz w:val="21"/>
+        </w:rPr>
+        <w:t>GET /work: list published projects dengan filter/grouping platform dan discipline.</w:t>
+      </w:r>
+    </w:p>
+    <w:p>
+      <w:pPr>
+        <w:pStyle w:val="ListBullet"/>
+      </w:pPr>
+      <w:r>
+        <w:rPr>
+          <w:sz w:val="21"/>
+        </w:rPr>
+        <w:t>GET /work/:slug: detail project by stable slug.</w:t>
+      </w:r>
+    </w:p>
+    <w:p>
+      <w:pPr>
+        <w:pStyle w:val="ListBullet"/>
+      </w:pPr>
+      <w:r>
+        <w:rPr>
+          <w:sz w:val="21"/>
+        </w:rPr>
+        <w:t>GET /admin/projects: Backpex project index.</w:t>
+      </w:r>
+    </w:p>
+    <w:p>
+      <w:pPr>
+        <w:pStyle w:val="ListBullet"/>
+      </w:pPr>
+      <w:r>
+        <w:rPr>
+          <w:sz w:val="21"/>
+        </w:rPr>
+        <w:t>GET /admin/projects/new: create project form.</w:t>
+      </w:r>
+    </w:p>
+    <w:p>
+      <w:pPr>
+        <w:pStyle w:val="ListBullet"/>
+      </w:pPr>
+      <w:r>
+        <w:rPr>
+          <w:sz w:val="21"/>
+        </w:rPr>
+        <w:t>GET /admin/projects/:id/edit: edit project form.</w:t>
+      </w:r>
+    </w:p>
+    <w:p>
+      <w:pPr>
+        <w:pStyle w:val="Heading2"/>
+      </w:pPr>
+      <w:r>
+        <w:rPr>
+          <w:sz w:val="21"/>
+        </w:rPr>
+        <w:t>Slug Strategy</w:t>
+      </w:r>
+    </w:p>
+    <w:p>
+      <w:pPr>
+        <w:pStyle w:val="ListNumber"/>
+      </w:pPr>
+      <w:r>
+        <w:rPr>
+          <w:sz w:val="21"/>
+        </w:rPr>
+        <w:t>Generate slug dari title saat create jika slug kosong.</w:t>
+      </w:r>
+    </w:p>
+    <w:p>
+      <w:pPr>
+        <w:pStyle w:val="ListNumber"/>
+      </w:pPr>
+      <w:r>
+        <w:rPr>
+          <w:sz w:val="21"/>
+        </w:rPr>
+        <w:t>Normalisasi title menjadi lowercase kebab-case, hanya a-z, 0-9, dan hyphen.</w:t>
+      </w:r>
+    </w:p>
+    <w:p>
+      <w:pPr>
+        <w:pStyle w:val="ListNumber"/>
+      </w:pPr>
+      <w:r>
+        <w:rPr>
+          <w:sz w:val="21"/>
+        </w:rPr>
+        <w:t>Resolve duplicate dengan suffix numerik, misalnya postie, postie-2, postie-3.</w:t>
+      </w:r>
+    </w:p>
+    <w:p>
+      <w:pPr>
+        <w:pStyle w:val="ListNumber"/>
+      </w:pPr>
+      <w:r>
+        <w:rPr>
+          <w:sz w:val="21"/>
+        </w:rPr>
+        <w:t>Slug project published harus stabil kecuali admin sengaja mengubahnya.</w:t>
+      </w:r>
+    </w:p>
+    <w:p>
+      <w:pPr>
+        <w:pStyle w:val="ListNumber"/>
+      </w:pPr>
+      <w:r>
+        <w:rPr>
+          <w:sz w:val="21"/>
+        </w:rPr>
+        <w:t>Manual slug tetap divalidasi oleh changeset dan unique index.</w:t>
+      </w:r>
+    </w:p>
+    <w:p>
+      <w:pPr>
+        <w:pStyle w:val="Heading2"/>
+      </w:pPr>
+      <w:r>
+        <w:rPr>
+          <w:sz w:val="21"/>
+        </w:rPr>
+        <w:t>Project Schema Roadmap</w:t>
+      </w:r>
+    </w:p>
+    <w:p>
+      <w:pPr>
+        <w:pStyle w:val="ListBullet"/>
+      </w:pPr>
+      <w:r>
+        <w:rPr>
+          <w:sz w:val="21"/>
+        </w:rPr>
+        <w:t>Tambahkan project_type:string untuk professional_work, client_work, open_source, personal_project, architecture_demo, internal_tool, case_study.</w:t>
+      </w:r>
+    </w:p>
+    <w:p>
+      <w:pPr>
+        <w:pStyle w:val="ListBullet"/>
+      </w:pPr>
+      <w:r>
+        <w:rPr>
+          <w:sz w:val="21"/>
+        </w:rPr>
+        <w:t>Tambahkan platforms:array(string) untuk ios, android, flutter, macos, web, backend, cross_platform.</w:t>
+      </w:r>
+    </w:p>
+    <w:p>
+      <w:pPr>
+        <w:pStyle w:val="ListBullet"/>
+      </w:pPr>
+      <w:r>
+        <w:rPr>
+          <w:sz w:val="21"/>
+        </w:rPr>
+        <w:t>Tambahkan disciplines:array(string) untuk ios_development, mobile_engineering_lead, mobile_devops, flutter_development, backend_engineering, frontend_engineering, fullstack_engineering, macos_development, architecture, performance_optimization.</w:t>
+      </w:r>
+    </w:p>
+    <w:p>
+      <w:pPr>
+        <w:pStyle w:val="ListBullet"/>
+      </w:pPr>
+      <w:r>
+        <w:rPr>
+          <w:sz w:val="21"/>
+        </w:rPr>
+        <w:t>Tambahkan ownership:string, team_size:string, duration:string, impact_summary:string, technical_highlights:array(string), architecture_notes:text, tradeoffs:text, metrics:array(string), app_store_url:string, case_study_visibility:string, sort_order:integer.</w:t>
+      </w:r>
+    </w:p>
+    <w:p>
+      <w:pPr>
+        <w:pStyle w:val="Heading2"/>
+      </w:pPr>
+      <w:r>
+        <w:rPr>
+          <w:sz w:val="21"/>
+        </w:rPr>
+        <w:t>Admin Resource Requirements</w:t>
+      </w:r>
+    </w:p>
+    <w:p>
+      <w:pPr>
+        <w:pStyle w:val="ListBullet"/>
+      </w:pPr>
+      <w:r>
+        <w:rPr>
+          <w:sz w:val="21"/>
+        </w:rPr>
+        <w:t>ProjectResource harus mendukung index, show, new, edit, dan delete/archive sesuai Backpex route yang tersedia.</w:t>
+      </w:r>
+    </w:p>
+    <w:p>
+      <w:pPr>
+        <w:pStyle w:val="ListBullet"/>
+      </w:pPr>
+      <w:r>
+        <w:rPr>
+          <w:sz w:val="21"/>
+        </w:rPr>
+        <w:t>Form create/edit dibagi menjadi Identity, Classification, Recruiter Pitch, Case Study, Evidence, dan Media &amp; Links.</w:t>
+      </w:r>
+    </w:p>
+    <w:p>
+      <w:pPr>
+        <w:pStyle w:val="ListBullet"/>
+      </w:pPr>
+      <w:r>
+        <w:rPr>
+          <w:sz w:val="21"/>
+        </w:rPr>
+        <w:t>Array fields minimal tetap mendukung newline-separated textarea, dan dapat di-upgrade menjadi tag picker.</w:t>
+      </w:r>
+    </w:p>
+    <w:p>
+      <w:pPr>
+        <w:pStyle w:val="ListBullet"/>
+      </w:pPr>
+      <w:r>
+        <w:rPr>
+          <w:sz w:val="21"/>
+        </w:rPr>
+        <w:t>cover_image_id saat ini boleh tetap UUID, tetapi target UX adalah media picker dari admin media library.</w:t>
+      </w:r>
+    </w:p>
+    <w:p>
+      <w:pPr>
+        <w:pStyle w:val="ListBullet"/>
+      </w:pPr>
+      <w:r>
+        <w:rPr>
+          <w:sz w:val="21"/>
+        </w:rPr>
+        <w:t>Edit form harus menyediakan public preview link ke /work/:slug.</w:t>
+      </w:r>
+    </w:p>
+    <w:p>
+      <w:pPr>
+        <w:pStyle w:val="Heading2"/>
+      </w:pPr>
+      <w:r>
+        <w:rPr>
+          <w:sz w:val="21"/>
+        </w:rPr>
+        <w:t>Public Rendering Requirements</w:t>
+      </w:r>
+    </w:p>
+    <w:p>
+      <w:pPr>
+        <w:pStyle w:val="ListBullet"/>
+      </w:pPr>
+      <w:r>
+        <w:rPr>
+          <w:sz w:val="21"/>
+        </w:rPr>
+        <w:t>/work menampilkan featured projects lebih dulu dan bisa difilter berdasarkan discipline/platform.</w:t>
+      </w:r>
+    </w:p>
+    <w:p>
+      <w:pPr>
+        <w:pStyle w:val="ListBullet"/>
+      </w:pPr>
+      <w:r>
+        <w:rPr>
+          <w:sz w:val="21"/>
+        </w:rPr>
+        <w:t>/work/:slug render fallback aman jika field baru masih kosong.</w:t>
+      </w:r>
+    </w:p>
+    <w:p>
+      <w:pPr>
+        <w:pStyle w:val="ListBullet"/>
+      </w:pPr>
+      <w:r>
+        <w:rPr>
+          <w:sz w:val="21"/>
+        </w:rPr>
+        <w:t>Detail page menampilkan section Overview, Problem, My Role/Ownership, Technical Approach, Implementation Highlights, Trade-offs, Results/Impact, Media, dan Links.</w:t>
+      </w:r>
+    </w:p>
+    <w:p>
+      <w:pPr>
+        <w:pStyle w:val="Heading2"/>
+      </w:pPr>
+      <w:r>
+        <w:rPr>
+          <w:sz w:val="21"/>
+        </w:rPr>
+        <w:t>Testing Requirements</w:t>
+      </w:r>
+    </w:p>
+    <w:p>
+      <w:pPr>
+        <w:pStyle w:val="ListBullet"/>
+      </w:pPr>
+      <w:r>
+        <w:rPr>
+          <w:sz w:val="21"/>
+        </w:rPr>
+        <w:t>Unit test slug generation, duplicate resolver, taxonomy validation, and newline array normalization.</w:t>
+      </w:r>
+    </w:p>
+    <w:p>
+      <w:pPr>
+        <w:pStyle w:val="ListBullet"/>
+      </w:pPr>
+      <w:r>
+        <w:rPr>
+          <w:sz w:val="21"/>
+        </w:rPr>
+        <w:t>LiveView/route test untuk /work, /work/:slug, /admin/projects/new, dan /admin/projects/:id/edit.</w:t>
+      </w:r>
+    </w:p>
+    <w:p>
+      <w:pPr>
+        <w:pStyle w:val="ListBullet"/>
+      </w:pPr>
+      <w:r>
+        <w:rPr>
+          <w:sz w:val="21"/>
+        </w:rPr>
+        <w:t>Regression test: draft/missing slug tidak muncul sebagai public detail.</w:t>
+      </w:r>
+    </w:p>
+    <w:p>
+      <w:pPr>
+        <w:pStyle w:val="Heading1"/>
+      </w:pPr>
+      <w:r>
+        <w:t>Project ERD Delta - Recruiter Portfolio</w:t>
+      </w:r>
+    </w:p>
+    <w:p>
+      <w:r>
+        <w:t>ERD utama perlu berubah ketika feature Project Portfolio Improvement diimplementasikan. Addendum sebelumnya sudah mencatat schema roadmap; bagian ini adalah delta eksplisit terhadap table projects supaya implementasi database, admin, dan public page punya acuan yang sama.</w:t>
+      </w:r>
+    </w:p>
+    <w:p>
+      <w:pPr>
+        <w:pStyle w:val="Heading2"/>
+      </w:pPr>
+      <w:r>
+        <w:t>projects table additions</w:t>
+      </w:r>
+    </w:p>
+    <w:p>
+      <w:r>
+        <w:t>- project_type text nullable - tipe project seperti professional_work, client_work, open_source, personal_project, architecture_demo, internal_tool, atau case_study.</w:t>
+      </w:r>
+    </w:p>
+    <w:p>
+      <w:r>
+        <w:t>- company text nullable - nama perusahaan terkait, misalnya Komerce atau Prodia.</w:t>
+      </w:r>
+    </w:p>
+    <w:p>
+      <w:r>
+        <w:t>- client text nullable - nama client jika berbeda dari company dan aman untuk ditampilkan.</w:t>
+      </w:r>
+    </w:p>
+    <w:p>
+      <w:r>
+        <w:t>- platforms text[] not null default '{}' - target platform seperti ios, android, flutter, macos, web, backend, atau cross_platform.</w:t>
+      </w:r>
+    </w:p>
+    <w:p>
+      <w:r>
+        <w:t>- disciplines text[] not null default '{}' - area keahlian seperti ios_development, mobile_engineering_lead, mobile_devops, flutter_development, backend_engineering, frontend_engineering, fullstack_engineering, macos_development, architecture, atau performance_optimization.</w:t>
+      </w:r>
+    </w:p>
+    <w:p>
+      <w:r>
+        <w:t>- ownership text nullable - tanggung jawab utama, misalnya lead, solo builder, contributor, atau contractor.</w:t>
+      </w:r>
+    </w:p>
+    <w:p>
+      <w:r>
+        <w:t>- team_size text nullable - konteks ukuran tim bila relevan.</w:t>
+      </w:r>
+    </w:p>
+    <w:p>
+      <w:r>
+        <w:t>- duration text nullable - periode pengerjaan atau rentang waktu project.</w:t>
+      </w:r>
+    </w:p>
+    <w:p>
+      <w:r>
+        <w:t>- impact_summary text nullable - ringkasan impact yang mudah dipindai recruiter.</w:t>
+      </w:r>
+    </w:p>
+    <w:p>
+      <w:r>
+        <w:t>- technical_highlights text[] not null default '{}' - poin teknis penting seperti modular architecture, CI/CD, offline-first, performance optimization, atau privacy permission handling.</w:t>
+      </w:r>
+    </w:p>
+    <w:p>
+      <w:r>
+        <w:t>- architecture_notes text nullable - penjelasan architecture pattern, boundary, dependency direction, dan tradeoff besar.</w:t>
+      </w:r>
+    </w:p>
+    <w:p>
+      <w:r>
+        <w:t>- tradeoffs text nullable - keputusan teknis penting dan alasan di baliknya.</w:t>
+      </w:r>
+    </w:p>
+    <w:p>
+      <w:r>
+        <w:t>- metrics text[] not null default '{}' - angka atau outcome terukur jika tersedia.</w:t>
+      </w:r>
+    </w:p>
+    <w:p>
+      <w:r>
+        <w:t>- app_store_url text nullable - link distribusi app bila ada.</w:t>
+      </w:r>
+    </w:p>
+    <w:p>
+      <w:r>
+        <w:t>- case_study_visibility text not null default 'public' - public, limited, atau private_summary untuk mengontrol detail project proprietary.</w:t>
+      </w:r>
+    </w:p>
+    <w:p>
+      <w:r>
+        <w:t>- sort_order integer not null default 0 - urutan manual untuk menonjolkan project paling relevan.</w:t>
+      </w:r>
+    </w:p>
+    <w:p>
+      <w:pPr>
+        <w:pStyle w:val="Heading2"/>
+      </w:pPr>
+      <w:r>
+        <w:t>Relations and indexes</w:t>
+      </w:r>
+    </w:p>
+    <w:p>
+      <w:r>
+        <w:t>- cover_image_id tetap nullable FK ke media.id, mengikuti nama field di code saat ini.</w:t>
+      </w:r>
+    </w:p>
+    <w:p>
+      <w:r>
+        <w:t>- slug tetap unique dan stabil untuk public URL /work/:slug.</w:t>
+      </w:r>
+    </w:p>
+    <w:p>
+      <w:r>
+        <w:t>- Tambahkan index untuk status, featured, dan sort_order.</w:t>
+      </w:r>
+    </w:p>
+    <w:p>
+      <w:r>
+        <w:t>- Tambahkan GIN index untuk platforms dan disciplines ketika filter /work mulai dipakai aktif.</w:t>
+      </w:r>
+    </w:p>
+    <w:p>
+      <w:r>
+        <w:t>- Tags tetap dipakai untuk keyword fleksibel seperti SwiftUI, Phoenix LiveView, CI/CD, dan Performance.</w:t>
+      </w:r>
+    </w:p>
+    <w:p>
+      <w:pPr>
+        <w:pStyle w:val="Heading2"/>
+      </w:pPr>
+      <w:r>
+        <w:t>Recommended decision</w:t>
+      </w:r>
+    </w:p>
+    <w:p>
+      <w:r>
+        <w:t>Untuk fase urgent mencari kerja, gunakan array column dan validasi enum di changeset terlebih dahulu. Taxonomy table terpisah seperti platforms, disciplines, project_platforms, dan project_disciplines bisa ditunda sampai admin benar-benar membutuhkan CRUD taxonomy.</w:t>
+      </w:r>
+    </w:p>
     <w:sectPr>
-      <w:footerReference w:type="default" r:id="rId9"/>
+      <w:footerReference w:type="default" ns2:id="rId9"/>
       <w:pgSz w:w="12240" w:h="15840"/>
       <w:pgMar w:top="1008" w:right="1080" w:bottom="1008" w:left="1080" w:header="720" w:footer="720" w:gutter="0"/>
       <w:cols w:space="720"/>

--- a/docs/technical/TRD_Personal_Brand_Platform_COMMERCE_READY.docx
+++ b/docs/technical/TRD_Personal_Brand_Platform_COMMERCE_READY.docx
@@ -1,6 +1,6 @@
 
 <file path=word/document.xml><?xml version="1.0" encoding="utf-8"?>
-<w:document xmlns:ns1="http://schemas.openxmlformats.org/markup-compatibility/2006" xmlns:ns2="http://schemas.openxmlformats.org/officeDocument/2006/relationships" xmlns:w="http://schemas.openxmlformats.org/wordprocessingml/2006/main" ns1:Ignorable="w14 wp14">
+<w:document xmlns:ns1="http://schemas.openxmlformats.org/markup-compatibility/2006" xmlns:r="http://schemas.openxmlformats.org/officeDocument/2006/relationships" xmlns:w="http://schemas.openxmlformats.org/wordprocessingml/2006/main" ns1:Ignorable="w14 wp14">
   <w:body>
     <w:p>
       <w:pPr>
@@ -11314,8 +11314,166 @@
         <w:t>Untuk fase urgent mencari kerja, gunakan array column dan validasi enum di changeset terlebih dahulu. Taxonomy table terpisah seperti platforms, disciplines, project_platforms, dan project_disciplines bisa ditunda sampai admin benar-benar membutuhkan CRUD taxonomy.</w:t>
       </w:r>
     </w:p>
+    <w:p>
+      <w:pPr>
+        <w:pStyle w:val="Heading1"/>
+      </w:pPr>
+      <w:r>
+        <w:t>Technical Update - Content Monetization and Commerce</w:t>
+      </w:r>
+    </w:p>
+    <w:p>
+      <w:pPr>
+        <w:pStyle w:val="Heading2"/>
+      </w:pPr>
+      <w:r>
+        <w:t>Provider rule</w:t>
+      </w:r>
+    </w:p>
+    <w:p>
+      <w:r>
+        <w:t>Midtrans is the only payment provider planned. Do not add Xendit schemas, fields, routes, or integrations unless the owner later adds a Xendit account. Saweria and Buy Me Coffee are support links only.</w:t>
+      </w:r>
+    </w:p>
+    <w:p>
+      <w:pPr>
+        <w:pStyle w:val="Heading2"/>
+      </w:pPr>
+      <w:r>
+        <w:t>Planned schema additions</w:t>
+      </w:r>
+    </w:p>
+    <w:p>
+      <w:r>
+        <w:t>site_settings: saweria_url, buy_me_coffee_url, tips_cta_title, tips_cta_body.</w:t>
+      </w:r>
+    </w:p>
+    <w:p>
+      <w:r>
+        <w:t>posts: access_type (free, tips, paid), price, currency, tip_amount_options, paid_excerpt, paywall_cta, payment_provider (manual_link or midtrans), checkout_url.</w:t>
+      </w:r>
+    </w:p>
+    <w:p>
+      <w:r>
+        <w:t>orders: kind (post_access, tip, product_purchase), status, provider, provider_order_id, provider_transaction_id, buyer_email, amount, currency, post_id, product_id, metadata, paid_at.</w:t>
+      </w:r>
+    </w:p>
+    <w:p>
+      <w:r>
+        <w:t>access_grants: order_id, post_id, product_id, buyer_email, token_hash, expires_at, used_at.</w:t>
+      </w:r>
+    </w:p>
+    <w:p>
+      <w:pPr>
+        <w:pStyle w:val="Heading2"/>
+      </w:pPr>
+      <w:r>
+        <w:t>Unlock flow without customer login</w:t>
+      </w:r>
+    </w:p>
+    <w:p>
+      <w:r>
+        <w:t>User opens a tips or paid post and sees a preview/paywall.</w:t>
+      </w:r>
+    </w:p>
+    <w:p>
+      <w:r>
+        <w:t>User enters email and selects amount/fixed price.</w:t>
+      </w:r>
+    </w:p>
+    <w:p>
+      <w:r>
+        <w:t>Phoenix creates pending order and requests Midtrans Snap transaction from the backend using Server Key.</w:t>
+      </w:r>
+    </w:p>
+    <w:p>
+      <w:r>
+        <w:t>User pays on Midtrans hosted page or Snap UI.</w:t>
+      </w:r>
+    </w:p>
+    <w:p>
+      <w:r>
+        <w:t>Midtrans sends HTTP notification/webhook to Phoenix.</w:t>
+      </w:r>
+    </w:p>
+    <w:p>
+      <w:r>
+        <w:t>Phoenix verifies signature_key using SHA512(order_id + status_code + gross_amount + ServerKey), checks success status/fraud status, and updates the order idempotently.</w:t>
+      </w:r>
+    </w:p>
+    <w:p>
+      <w:r>
+        <w:t>Phoenix creates an access grant and returns/sends a private /writing/:slug?access_token=... link.</w:t>
+      </w:r>
+    </w:p>
+    <w:p>
+      <w:r>
+        <w:t>The raw token is shown/sent once. Store only token_hash.</w:t>
+      </w:r>
+    </w:p>
+    <w:p>
+      <w:pPr>
+        <w:pStyle w:val="Heading2"/>
+      </w:pPr>
+      <w:r>
+        <w:t>Security and implementation rules</w:t>
+      </w:r>
+    </w:p>
+    <w:p>
+      <w:r>
+        <w:t>Server Key and payment secrets must live in runtime environment/config, never in CMS data.</w:t>
+      </w:r>
+    </w:p>
+    <w:p>
+      <w:r>
+        <w:t>Webhook endpoint must be HTTPS in production and respond 2XX after successful processing.</w:t>
+      </w:r>
+    </w:p>
+    <w:p>
+      <w:r>
+        <w:t>Webhook handling must be idempotent by provider_order_id/order_id.</w:t>
+      </w:r>
+    </w:p>
+    <w:p>
+      <w:r>
+        <w:t>Paid content and digital download unlock must depend on verified webhook/order status, not only redirect query params.</w:t>
+      </w:r>
+    </w:p>
+    <w:p>
+      <w:r>
+        <w:t>Manual checkout_url remains acceptable for MVP while proper Midtrans integration is pending.</w:t>
+      </w:r>
+    </w:p>
+    <w:p>
+      <w:pPr>
+        <w:pStyle w:val="Heading2"/>
+      </w:pPr>
+      <w:r>
+        <w:t>Official Midtrans references</w:t>
+      </w:r>
+    </w:p>
+    <w:p>
+      <w:r>
+        <w:t>Snap overview: https://docs.midtrans.com/docs/snap</w:t>
+      </w:r>
+    </w:p>
+    <w:p>
+      <w:r>
+        <w:t>Snap integration guide: https://docs.midtrans.com/docs/snap-snap-integration-guide</w:t>
+      </w:r>
+    </w:p>
+    <w:p>
+      <w:r>
+        <w:t>HTTP notification/webhooks: https://docs.midtrans.com/docs/https-notification-webhooks</w:t>
+      </w:r>
+    </w:p>
+    <w:p>
+      <w:r>
+        <w:t>Payment settings and notification URL: https://docs.midtrans.com/docs/payment-settings</w:t>
+      </w:r>
+    </w:p>
     <w:sectPr>
-      <w:footerReference w:type="default" ns2:id="rId9"/>
+      <w:footerReference w:type="default" r:id="rId9"/>
       <w:pgSz w:w="12240" w:h="15840"/>
       <w:pgMar w:top="1008" w:right="1080" w:bottom="1008" w:left="1080" w:header="720" w:footer="720" w:gutter="0"/>
       <w:cols w:space="720"/>

--- a/docs/technical/TRD_Personal_Brand_Platform_COMMERCE_READY.docx
+++ b/docs/technical/TRD_Personal_Brand_Platform_COMMERCE_READY.docx
@@ -11470,6 +11470,91 @@
     <w:p>
       <w:r>
         <w:t>Payment settings and notification URL: https://docs.midtrans.com/docs/payment-settings</w:t>
+      </w:r>
+    </w:p>
+    <w:p>
+      <w:r>
+        <w:br w:type="page"/>
+      </w:r>
+    </w:p>
+    <w:p>
+      <w:pPr>
+        <w:pStyle w:val="Heading1"/>
+      </w:pPr>
+      <w:r>
+        <w:t>Technical Addendum - Post Editor, SEO Fields, and ERD Delta</w:t>
+      </w:r>
+    </w:p>
+    <w:p>
+      <w:pPr/>
+      <w:r>
+        <w:t>Admin posts use EasyMDE as a local vendored JavaScript/CSS dependency mounted through a Phoenix LiveView hook. The editor must keep the original textarea as the submitted form field so Backpex, Ecto changesets, and LiveView reconnect behavior remain simple.</w:t>
+      </w:r>
+    </w:p>
+    <w:p>
+      <w:pPr/>
+      <w:r>
+        <w:t>Canonical writing storage remains Markdown-first: content_markdown is the editable source, content_html is the rendered/sanitized public HTML cache, editor_type defaults to markdown, and editor_json is reserved for a future block editor.</w:t>
+      </w:r>
+    </w:p>
+    <w:p>
+      <w:pPr/>
+      <w:r>
+        <w:t>SEO fallback contract for /writing/:slug: page title = seo_title || title; meta description = seo_description || excerpt; og:image = og_image_id || cover_image_id; canonical URL = /writing/:slug.</w:t>
+      </w:r>
+    </w:p>
+    <w:p>
+      <w:pPr/>
+      <w:r>
+        <w:t>Server-side Markdown rendering should be implemented before treating Writing as production-ready. Recommended renderer is MDEx or an equivalent CommonMark/GFM renderer with sanitization. Public templates must not render unsanitized Markdown/HTML directly.</w:t>
+      </w:r>
+    </w:p>
+    <w:p>
+      <w:pPr>
+        <w:pStyle w:val="Heading2"/>
+      </w:pPr>
+      <w:r>
+        <w:t>Acceptance Criteria</w:t>
+      </w:r>
+    </w:p>
+    <w:p>
+      <w:pPr>
+        <w:pStyle w:val="ListBullet"/>
+      </w:pPr>
+      <w:r>
+        <w:t>posts.cover_image_id -&gt; media.id, nullable, used by Writing cards and fallback social image.</w:t>
+      </w:r>
+    </w:p>
+    <w:p>
+      <w:pPr>
+        <w:pStyle w:val="ListBullet"/>
+      </w:pPr>
+      <w:r>
+        <w:t>posts.og_image_id -&gt; media.id, nullable, overrides cover image for social sharing.</w:t>
+      </w:r>
+    </w:p>
+    <w:p>
+      <w:pPr>
+        <w:pStyle w:val="ListBullet"/>
+      </w:pPr>
+      <w:r>
+        <w:t>posts.editor_type -&gt; markdown | rich_text, default markdown.</w:t>
+      </w:r>
+    </w:p>
+    <w:p>
+      <w:pPr>
+        <w:pStyle w:val="ListBullet"/>
+      </w:pPr>
+      <w:r>
+        <w:t>posts.editor_json -&gt; nullable map reserved for future block/rich editor state.</w:t>
+      </w:r>
+    </w:p>
+    <w:p>
+      <w:pPr>
+        <w:pStyle w:val="ListBullet"/>
+      </w:pPr>
+      <w:r>
+        <w:t>Future monetization fields remain planned but separate: access_type, price, currency, tip_amount_options, paid_excerpt, paywall_cta, payment_provider, checkout_url.</w:t>
       </w:r>
     </w:p>
     <w:sectPr>
